--- a/Project/Documentation/Project_Topic_Document_Completed.docx
+++ b/Project/Documentation/Project_Topic_Document_Completed.docx
@@ -110,6 +110,9 @@
           <w:p>
             <w:r>
               <w:t>Jak</w:t>
+            </w:r>
+            <w:r>
+              <w:t>e</w:t>
             </w:r>
           </w:p>
         </w:tc>
